--- a/tests/fixtures/normalize-query.docx
+++ b/tests/fixtures/normalize-query.docx
@@ -10,6 +10,25 @@
     <w:p>
       <w:r>
         <w:t xml:space="preserve">plan: "hello" today.</w:t>
+      </w:r>
+    </w:p>
+    <w:p>
+      <w:r>
+        <w:t xml:space="preserve">gamma </w:t>
+      </w:r>
+      <w:r>
+        <w:t xml:space="preserve">one two</w:t>
+      </w:r>
+      <w:r>
+        <w:t xml:space="preserve"> </w:t>
+      </w:r>
+      <w:r>
+        <w:t xml:space="preserve">delta</w:t>
+      </w:r>
+    </w:p>
+    <w:p>
+      <w:r>
+        <w:t xml:space="preserve">epsilon end</w:t>
       </w:r>
     </w:p>
     <w:sectPr>
